--- a/klagomål/A 8545-2026 FSC-klagomål.docx
+++ b/klagomål/A 8545-2026 FSC-klagomål.docx
@@ -1129,7 +1129,7 @@
     <w:r>
       <w:tab/>
       <w:tab/>
-      <w:t>2026-03-30</w:t>
+      <w:t>2026-03-31</w:t>
       <w:br/>
       <w:br/>
     </w:r>

--- a/klagomål/A 8545-2026 FSC-klagomål.docx
+++ b/klagomål/A 8545-2026 FSC-klagomål.docx
@@ -1129,7 +1129,7 @@
     <w:r>
       <w:tab/>
       <w:tab/>
-      <w:t>2026-03-31</w:t>
+      <w:t>2026-04-01</w:t>
       <w:br/>
       <w:br/>
     </w:r>

--- a/klagomål/A 8545-2026 FSC-klagomål.docx
+++ b/klagomål/A 8545-2026 FSC-klagomål.docx
@@ -1129,7 +1129,7 @@
     <w:r>
       <w:tab/>
       <w:tab/>
-      <w:t>2026-04-01</w:t>
+      <w:t>2026-04-02</w:t>
       <w:br/>
       <w:br/>
     </w:r>

--- a/klagomål/A 8545-2026 FSC-klagomål.docx
+++ b/klagomål/A 8545-2026 FSC-klagomål.docx
@@ -1129,7 +1129,7 @@
     <w:r>
       <w:tab/>
       <w:tab/>
-      <w:t>2026-04-02</w:t>
+      <w:t>2026-04-03</w:t>
       <w:br/>
       <w:br/>
     </w:r>

--- a/klagomål/A 8545-2026 FSC-klagomål.docx
+++ b/klagomål/A 8545-2026 FSC-klagomål.docx
@@ -1129,7 +1129,7 @@
     <w:r>
       <w:tab/>
       <w:tab/>
-      <w:t>2026-04-03</w:t>
+      <w:t>2026-04-04</w:t>
       <w:br/>
       <w:br/>
     </w:r>

--- a/klagomål/A 8545-2026 FSC-klagomål.docx
+++ b/klagomål/A 8545-2026 FSC-klagomål.docx
@@ -1129,7 +1129,7 @@
     <w:r>
       <w:tab/>
       <w:tab/>
-      <w:t>2026-04-04</w:t>
+      <w:t>2026-04-05</w:t>
       <w:br/>
       <w:br/>
     </w:r>
